--- a/03_Outputs/final scripts/fr/Module 1/1.1.1-fr.docx
+++ b/03_Outputs/final scripts/fr/Module 1/1.1.1-fr.docx
@@ -4,37 +4,22 @@
   <w:body>
     <w:p>
       <w:r>
-        <w:t xml:space="preserve">Bienvenue dans votre première leçon de l'Académie de l'Énergie Durable.  </w:t>
+        <w:t xml:space="preserve">Bienvenue à votre première leçon de l'Académie de l'Énergie Durable.  </w:t>
       </w:r>
     </w:p>
     <w:p>
       <w:r>
-        <w:t xml:space="preserve">Comme vous le savez, l'énergie est à la fois un moteur de progrès et une menace croissante pour la planète. Elle alimente les hôpitaux, les écoles et les économies — mais la manière dont nous la produisons et la consommons, principalement à travers les combustibles fossiles, alimente la crise climatique.  </w:t>
+        <w:t xml:space="preserve">Comme vous le savez, l'énergie est à la fois un moteur de progrès et une menace croissante pour la planète. Elle alimente les hôpitaux, les écoles et les économies — pourtant, la manière dont nous produisons et consommons l'énergie historiquement a été une source majeure de la crise climatique.  </w:t>
       </w:r>
     </w:p>
     <w:p>
       <w:r>
-        <w:t xml:space="preserve">En 2023, environ 666 millions de personnes dans le monde vivent encore sans électricité. La même année, environ 2,1 milliards de personnes n'avaient pas accès à des solutions de cuisson propres.  </w:t>
+        <w:t xml:space="preserve">Bien que les énergies renouvelables se développent rapidement, la consommation de combustibles fossiles continue également d'augmenter. C'est le paradoxe : comment pouvons-nous élargir l'accès à l'énergie pour sortir des milliards de la pauvreté — sans compromettre les systèmes mêmes qui soutiennent la vie sur Terre ?  </w:t>
       </w:r>
     </w:p>
     <w:p>
       <w:r>
-        <w:t xml:space="preserve">Pendant ce temps, les combustibles fossiles restent la principale source d'énergie mondiale. Bien que les énergies renouvelables se développent rapidement, la consommation de combustibles fossiles continue d’augmenter.  </w:t>
-      </w:r>
-    </w:p>
-    <w:p>
-      <w:r>
-        <w:t xml:space="preserve">C’est le paradoxe : comment pouvons-nous élargir l’accès à l’énergie pour sortir des milliards de la pauvreté — sans compromettre les systèmes mêmes qui soutiennent la vie sur Terre ?  </w:t>
-      </w:r>
-    </w:p>
-    <w:p>
-      <w:r>
-        <w:t xml:space="preserve">Dans cette leçon, nous explorerons ces contradictions et poserons les questions difficiles : pourquoi le Sud global, riche en ressources renouvelables, reçoit-il si peu d’investissements dans l’énergie propre ? Pouvons-nous équilibrer l’action climatique avec les droits au développement ?  </w:t>
-      </w:r>
-    </w:p>
-    <w:p>
-      <w:r>
-        <w:t xml:space="preserve">La transition est en cours. D’ici 2024, l’investissement mondial dans les technologies d’énergie propre — des renouvelables et du stockage aux réseaux et à l’électrification — a atteint environ 2,1 trillions de dollars américains, plus du double du montant investi dans les combustibles fossiles. Au cours de la dernière décennie, le coût de l’énergie solaire a chuté de plus de 80 %, en faisant la source d’électricité la moins chère dans de nombreux pays.  </w:t>
+        <w:t xml:space="preserve">Dans cette leçon, nous explorerons ces contradictions et commencerons à identifier des opportunités pour accélérer la transition en cours. D'ici 2024, l'investissement mondial dans les technologies d'énergie propre — des renouvelables et du stockage aux réseaux et à l'électrification — a atteint environ 2,1 trillions de dollars américains, plus du double du montant investi dans les combustibles fossiles. Au cours de la dernière décennie, le coût de l'énergie solaire a chuté de plus de 80 %, en faisant la source d'électricité la moins chère dans de nombreux pays.  </w:t>
       </w:r>
     </w:p>
     <w:p>
@@ -44,7 +29,7 @@
     </w:p>
     <w:p>
       <w:r>
-        <w:t>Décomposons les dilemmes qui façonnent l’avenir de l’humanité — et explorons ce qu’il faut pour créer une transition énergétique juste, inclusive et transformative.</w:t>
+        <w:t>Décryptons les dilemmes qui façonnent l'avenir de l'humanité — et explorons ce qu'il faut pour créer une transition énergétique juste, inclusive et transformative.</w:t>
       </w:r>
     </w:p>
     <w:sectPr>
